--- a/06-学生侧材料/讲义/_数学工具/第1讲：函数、图像与线性化（Word清稿）.docx
+++ b/06-学生侧材料/讲义/_数学工具/第1讲：函数、图像与线性化（Word清稿）.docx
@@ -2,7 +2,7 @@
 <file path=word/document.xml><?xml version="1.0" encoding="utf-8"?>
 <w:document xmlns:w="http://schemas.openxmlformats.org/wordprocessingml/2006/main" xmlns:m="http://schemas.openxmlformats.org/officeDocument/2006/math" xmlns:r="http://schemas.openxmlformats.org/officeDocument/2006/relationships" xmlns:o="urn:schemas-microsoft-com:office:office" xmlns:v="urn:schemas-microsoft-com:vml" xmlns:w10="urn:schemas-microsoft-com:office:word" xmlns:a="http://schemas.openxmlformats.org/drawingml/2006/main" xmlns:pic="http://schemas.openxmlformats.org/drawingml/2006/picture" xmlns:wp="http://schemas.openxmlformats.org/drawingml/2006/wordprocessingDrawing">
   <w:body>
-    <w:bookmarkStart w:id="36" w:name="第1讲函数图像与线性化"/>
+    <w:bookmarkStart w:id="37" w:name="第1讲函数图像与线性化"/>
     <w:p>
       <w:pPr>
         <w:pStyle w:val="Heading1"/>
@@ -16210,7 +16210,7 @@
     </w:p>
     <w:bookmarkEnd w:id="25"/>
     <w:bookmarkEnd w:id="26"/>
-    <w:bookmarkStart w:id="30" w:name="五核心公式速查"/>
+    <w:bookmarkStart w:id="27" w:name="本讲小结"/>
     <w:p>
       <w:pPr>
         <w:pStyle w:val="Heading2"/>
@@ -16220,6 +16220,758 @@
         <w:rPr>
           <w:rFonts w:hint="eastAsia" w:ascii="Times New Roman" w:hAnsi="Times New Roman" w:eastAsia="SimHei" w:cs="Times New Roman"/>
         </w:rPr>
+        <w:t xml:space="preserve">本讲小结</w:t>
+      </w:r>
+    </w:p>
+    <w:p>
+      <w:pPr>
+        <w:pStyle w:val="FirstParagraph"/>
+      </w:pPr>
+      <w:r>
+        <w:rPr>
+          <w:rFonts w:hint="eastAsia" w:ascii="Times New Roman" w:hAnsi="Times New Roman" w:eastAsia="FangSong" w:cs="Times New Roman"/>
+        </w:rPr>
+        <w:t>本讲主线是一条链</w:t>
+      </w:r>
+      <w:r>
+        <w:rPr>
+          <w:rFonts w:hint="eastAsia" w:ascii="Times New Roman" w:hAnsi="Times New Roman" w:eastAsia="Times New Roman" w:cs="Times New Roman"/>
+        </w:rPr>
+        <w:t>：</w:t>
+      </w:r>
+      <w:r>
+        <w:rPr>
+          <w:rFonts w:hint="eastAsia" w:ascii="Times New Roman" w:hAnsi="Times New Roman" w:eastAsia="FangSong" w:cs="Times New Roman"/>
+          <w:b/>
+          <w:bCs/>
+        </w:rPr>
+        <w:t xml:space="preserve">变量</w:t>
+      </w:r>
+      <w:r>
+        <w:rPr>
+          <w:rFonts w:ascii="Times New Roman" w:hAnsi="Times New Roman" w:eastAsia="Times New Roman" w:cs="Times New Roman"/>
+          <w:b/>
+          <w:bCs/>
+        </w:rPr>
+        <w:t xml:space="preserve"> → </w:t>
+      </w:r>
+      <w:r>
+        <w:rPr>
+          <w:rFonts w:hint="eastAsia" w:ascii="Times New Roman" w:hAnsi="Times New Roman" w:eastAsia="FangSong" w:cs="Times New Roman"/>
+          <w:b/>
+          <w:bCs/>
+        </w:rPr>
+        <w:t xml:space="preserve">图像</w:t>
+      </w:r>
+      <w:r>
+        <w:rPr>
+          <w:rFonts w:ascii="Times New Roman" w:hAnsi="Times New Roman" w:eastAsia="Times New Roman" w:cs="Times New Roman"/>
+          <w:b/>
+          <w:bCs/>
+        </w:rPr>
+        <w:t xml:space="preserve"> → </w:t>
+      </w:r>
+      <w:r>
+        <w:rPr>
+          <w:rFonts w:hint="eastAsia" w:ascii="Times New Roman" w:hAnsi="Times New Roman" w:eastAsia="FangSong" w:cs="Times New Roman"/>
+          <w:b/>
+          <w:bCs/>
+        </w:rPr>
+        <w:t xml:space="preserve">斜率</w:t>
+      </w:r>
+      <w:r>
+        <w:rPr>
+          <w:rFonts w:ascii="Times New Roman" w:hAnsi="Times New Roman" w:eastAsia="Times New Roman" w:cs="Times New Roman"/>
+          <w:b/>
+          <w:bCs/>
+        </w:rPr>
+        <w:t xml:space="preserve"> → </w:t>
+      </w:r>
+      <w:r>
+        <w:rPr>
+          <w:rFonts w:hint="eastAsia" w:ascii="Times New Roman" w:hAnsi="Times New Roman" w:eastAsia="FangSong" w:cs="Times New Roman"/>
+          <w:b/>
+          <w:bCs/>
+        </w:rPr>
+        <w:t xml:space="preserve">线性化</w:t>
+      </w:r>
+      <w:r>
+        <w:rPr>
+          <w:rFonts w:ascii="Times New Roman" w:hAnsi="Times New Roman" w:eastAsia="Times New Roman" w:cs="Times New Roman"/>
+          <w:b/>
+          <w:bCs/>
+        </w:rPr>
+        <w:t xml:space="preserve"> → </w:t>
+      </w:r>
+      <w:r>
+        <w:rPr>
+          <w:rFonts w:hint="eastAsia" w:ascii="Times New Roman" w:hAnsi="Times New Roman" w:eastAsia="FangSong" w:cs="Times New Roman"/>
+          <w:b/>
+          <w:bCs/>
+        </w:rPr>
+        <w:t xml:space="preserve">拟合</w:t>
+      </w:r>
+      <w:r>
+        <w:rPr>
+          <w:rFonts w:ascii="Times New Roman" w:hAnsi="Times New Roman" w:eastAsia="Times New Roman" w:cs="Times New Roman"/>
+        </w:rPr>
+        <w:t xml:space="preserve">。</w:t>
+      </w:r>
+    </w:p>
+    <w:p>
+      <w:pPr>
+        <w:pStyle w:val="Compact"/>
+        <w:numPr>
+          <w:ilvl w:val="0"/>
+          <w:numId w:val="1004"/>
+        </w:numPr>
+      </w:pPr>
+      <w:r>
+        <w:rPr>
+          <w:rFonts w:hint="eastAsia" w:ascii="Times New Roman" w:hAnsi="Times New Roman" w:eastAsia="FangSong" w:cs="Times New Roman"/>
+          <w:b/>
+          <w:bCs/>
+        </w:rPr>
+        <w:t>读图第一步永远是读轴</w:t>
+      </w:r>
+      <w:r>
+        <w:rPr>
+          <w:rFonts w:hint="eastAsia" w:ascii="Times New Roman" w:hAnsi="Times New Roman" w:eastAsia="Times New Roman" w:cs="Times New Roman"/>
+          <w:b/>
+          <w:bCs/>
+        </w:rPr>
+        <w:t>（</w:t>
+      </w:r>
+      <w:r>
+        <w:rPr>
+          <w:rFonts w:hint="eastAsia" w:ascii="Times New Roman" w:hAnsi="Times New Roman" w:eastAsia="FangSong" w:cs="Times New Roman"/>
+          <w:b/>
+          <w:bCs/>
+        </w:rPr>
+        <w:t>含单位</w:t>
+      </w:r>
+      <w:r>
+        <w:rPr>
+          <w:rFonts w:hint="eastAsia" w:ascii="Times New Roman" w:hAnsi="Times New Roman" w:eastAsia="Times New Roman" w:cs="Times New Roman"/>
+          <w:b/>
+          <w:bCs/>
+        </w:rPr>
+        <w:t>）</w:t>
+      </w:r>
+      <w:r>
+        <w:rPr>
+          <w:rFonts w:hint="eastAsia" w:ascii="Times New Roman" w:hAnsi="Times New Roman" w:eastAsia="Times New Roman" w:cs="Times New Roman"/>
+        </w:rPr>
+        <w:t>：</w:t>
+      </w:r>
+      <w:r>
+        <w:rPr>
+          <w:rFonts w:hint="eastAsia" w:ascii="Times New Roman" w:hAnsi="Times New Roman" w:eastAsia="FangSong" w:cs="Times New Roman"/>
+        </w:rPr>
+        <w:t>横轴是</w:t>
+      </w:r>
+      <w:r>
+        <w:rPr>
+          <w:rFonts w:ascii="Times New Roman" w:hAnsi="Times New Roman" w:eastAsia="Times New Roman" w:cs="Times New Roman"/>
+        </w:rPr>
+        <w:t xml:space="preserve"> t </w:t>
+      </w:r>
+      <w:r>
+        <w:rPr>
+          <w:rFonts w:hint="eastAsia" w:ascii="Times New Roman" w:hAnsi="Times New Roman" w:eastAsia="FangSong" w:cs="Times New Roman"/>
+        </w:rPr>
+        <w:t xml:space="preserve">还是</w:t>
+      </w:r>
+      <w:r>
+        <w:rPr>
+          <w:rFonts w:ascii="Times New Roman" w:hAnsi="Times New Roman" w:eastAsia="Times New Roman" w:cs="Times New Roman"/>
+        </w:rPr>
+        <w:t xml:space="preserve"> </w:t>
+      </w:r>
+      <w:r>
+        <w:rPr>
+          <w:rStyle w:val="VerbatimChar"/>
+          <w:rFonts w:ascii="Times New Roman" w:hAnsi="Times New Roman" w:eastAsia="Times New Roman" w:cs="Times New Roman"/>
+        </w:rPr>
+        <w:t xml:space="preserve">1/T</w:t>
+      </w:r>
+      <w:r>
+        <w:rPr>
+          <w:rFonts w:hint="eastAsia" w:ascii="Times New Roman" w:hAnsi="Times New Roman" w:eastAsia="Times New Roman" w:cs="Times New Roman"/>
+        </w:rPr>
+        <w:t>、</w:t>
+      </w:r>
+      <w:r>
+        <w:rPr>
+          <w:rFonts w:hint="eastAsia" w:ascii="Times New Roman" w:hAnsi="Times New Roman" w:eastAsia="FangSong" w:cs="Times New Roman"/>
+        </w:rPr>
+        <w:t>纵轴是</w:t>
+      </w:r>
+      <w:r>
+        <w:rPr>
+          <w:rFonts w:ascii="Times New Roman" w:hAnsi="Times New Roman" w:eastAsia="Times New Roman" w:cs="Times New Roman"/>
+        </w:rPr>
+        <w:t xml:space="preserve"> c </w:t>
+      </w:r>
+      <w:r>
+        <w:rPr>
+          <w:rFonts w:hint="eastAsia" w:ascii="Times New Roman" w:hAnsi="Times New Roman" w:eastAsia="FangSong" w:cs="Times New Roman"/>
+        </w:rPr>
+        <w:t xml:space="preserve">还是</w:t>
+      </w:r>
+      <w:r>
+        <w:rPr>
+          <w:rFonts w:ascii="Times New Roman" w:hAnsi="Times New Roman" w:eastAsia="Times New Roman" w:cs="Times New Roman"/>
+        </w:rPr>
+        <w:t xml:space="preserve"> </w:t>
+      </w:r>
+      <w:r>
+        <w:rPr>
+          <w:rStyle w:val="VerbatimChar"/>
+          <w:rFonts w:ascii="Times New Roman" w:hAnsi="Times New Roman" w:eastAsia="Times New Roman" w:cs="Times New Roman"/>
+        </w:rPr>
+        <w:t xml:space="preserve">ln c</w:t>
+      </w:r>
+      <w:r>
+        <w:rPr>
+          <w:rFonts w:hint="eastAsia" w:ascii="Times New Roman" w:hAnsi="Times New Roman" w:eastAsia="Times New Roman" w:cs="Times New Roman"/>
+        </w:rPr>
+        <w:t>，</w:t>
+      </w:r>
+      <w:r>
+        <w:rPr>
+          <w:rFonts w:hint="eastAsia" w:ascii="Times New Roman" w:hAnsi="Times New Roman" w:eastAsia="FangSong" w:cs="Times New Roman"/>
+        </w:rPr>
+        <w:t>结论完全不同</w:t>
+      </w:r>
+      <w:r>
+        <w:rPr>
+          <w:rFonts w:hint="eastAsia" w:ascii="Times New Roman" w:hAnsi="Times New Roman" w:eastAsia="Times New Roman" w:cs="Times New Roman"/>
+        </w:rPr>
+        <w:t>；</w:t>
+      </w:r>
+      <w:r>
+        <w:rPr>
+          <w:rFonts w:hint="eastAsia" w:ascii="Times New Roman" w:hAnsi="Times New Roman" w:eastAsia="FangSong" w:cs="Times New Roman"/>
+        </w:rPr>
+        <w:t>自变量的判定依据是</w:t>
+      </w:r>
+      <w:r>
+        <w:rPr>
+          <w:rFonts w:hint="eastAsia" w:ascii="Times New Roman" w:hAnsi="Times New Roman" w:eastAsia="Times New Roman" w:cs="Times New Roman"/>
+        </w:rPr>
+        <w:t>「</w:t>
+      </w:r>
+      <w:r>
+        <w:rPr>
+          <w:rFonts w:hint="eastAsia" w:ascii="Times New Roman" w:hAnsi="Times New Roman" w:eastAsia="FangSong" w:cs="Times New Roman"/>
+        </w:rPr>
+        <w:t>谁是人为控制的量</w:t>
+      </w:r>
+      <w:r>
+        <w:rPr>
+          <w:rFonts w:hint="eastAsia" w:ascii="Times New Roman" w:hAnsi="Times New Roman" w:eastAsia="Times New Roman" w:cs="Times New Roman"/>
+        </w:rPr>
+        <w:t>」，</w:t>
+      </w:r>
+      <w:r>
+        <w:rPr>
+          <w:rFonts w:hint="eastAsia" w:ascii="Times New Roman" w:hAnsi="Times New Roman" w:eastAsia="FangSong" w:cs="Times New Roman"/>
+        </w:rPr>
+        <w:t>不是它在图上的位置</w:t>
+      </w:r>
+      <w:r>
+        <w:rPr>
+          <w:rFonts w:hint="eastAsia" w:ascii="Times New Roman" w:hAnsi="Times New Roman" w:eastAsia="Times New Roman" w:cs="Times New Roman"/>
+        </w:rPr>
+        <w:t>。</w:t>
+      </w:r>
+    </w:p>
+    <w:p>
+      <w:pPr>
+        <w:pStyle w:val="Compact"/>
+        <w:numPr>
+          <w:ilvl w:val="0"/>
+          <w:numId w:val="1004"/>
+        </w:numPr>
+      </w:pPr>
+      <w:r>
+        <w:rPr>
+          <w:rFonts w:hint="eastAsia" w:ascii="Times New Roman" w:hAnsi="Times New Roman" w:eastAsia="FangSong" w:cs="Times New Roman"/>
+          <w:b/>
+          <w:bCs/>
+        </w:rPr>
+        <w:t xml:space="preserve">斜率</w:t>
+      </w:r>
+      <w:r>
+        <w:rPr>
+          <w:rFonts w:ascii="Times New Roman" w:hAnsi="Times New Roman" w:eastAsia="Times New Roman" w:cs="Times New Roman"/>
+          <w:b/>
+          <w:bCs/>
+        </w:rPr>
+        <w:t xml:space="preserve"> = </w:t>
+      </w:r>
+      <w:r>
+        <w:rPr>
+          <w:rFonts w:hint="eastAsia" w:ascii="Times New Roman" w:hAnsi="Times New Roman" w:eastAsia="FangSong" w:cs="Times New Roman"/>
+          <w:b/>
+          <w:bCs/>
+        </w:rPr>
+        <w:t xml:space="preserve">纵轴变化</w:t>
+      </w:r>
+      <w:r>
+        <w:rPr>
+          <w:rFonts w:ascii="Times New Roman" w:hAnsi="Times New Roman" w:eastAsia="Times New Roman" w:cs="Times New Roman"/>
+          <w:b/>
+          <w:bCs/>
+        </w:rPr>
+        <w:t xml:space="preserve"> ÷ </w:t>
+      </w:r>
+      <w:r>
+        <w:rPr>
+          <w:rFonts w:hint="eastAsia" w:ascii="Times New Roman" w:hAnsi="Times New Roman" w:eastAsia="FangSong" w:cs="Times New Roman"/>
+          <w:b/>
+          <w:bCs/>
+        </w:rPr>
+        <w:t xml:space="preserve">横轴变化</w:t>
+      </w:r>
+      <w:r>
+        <w:rPr>
+          <w:rFonts w:hint="eastAsia" w:ascii="Times New Roman" w:hAnsi="Times New Roman" w:eastAsia="Times New Roman" w:cs="Times New Roman"/>
+        </w:rPr>
+        <w:t>，</w:t>
+      </w:r>
+      <w:r>
+        <w:rPr>
+          <w:rFonts w:hint="eastAsia" w:ascii="Times New Roman" w:hAnsi="Times New Roman" w:eastAsia="FangSong" w:cs="Times New Roman"/>
+        </w:rPr>
+        <w:t>单位随之而定</w:t>
+      </w:r>
+      <w:r>
+        <w:rPr>
+          <w:rFonts w:hint="eastAsia" w:ascii="Times New Roman" w:hAnsi="Times New Roman" w:eastAsia="Times New Roman" w:cs="Times New Roman"/>
+        </w:rPr>
+        <w:t>；</w:t>
+      </w:r>
+      <w:r>
+        <w:rPr>
+          <w:rFonts w:hint="eastAsia" w:ascii="Times New Roman" w:hAnsi="Times New Roman" w:eastAsia="FangSong" w:cs="Times New Roman"/>
+        </w:rPr>
+        <w:t>六类化学图像的斜率各对应一个物理常数</w:t>
+      </w:r>
+      <w:r>
+        <w:rPr>
+          <w:rFonts w:hint="eastAsia" w:ascii="Times New Roman" w:hAnsi="Times New Roman" w:eastAsia="Times New Roman" w:cs="Times New Roman"/>
+        </w:rPr>
+        <w:t>（§2.2</w:t>
+      </w:r>
+      <w:r>
+        <w:rPr>
+          <w:rFonts w:ascii="Times New Roman" w:hAnsi="Times New Roman" w:eastAsia="Times New Roman" w:cs="Times New Roman"/>
+        </w:rPr>
+        <w:t xml:space="preserve"> </w:t>
+      </w:r>
+      <w:r>
+        <w:rPr>
+          <w:rFonts w:hint="eastAsia" w:ascii="Times New Roman" w:hAnsi="Times New Roman" w:eastAsia="FangSong" w:cs="Times New Roman"/>
+        </w:rPr>
+        <w:t>表是本讲核心</w:t>
+      </w:r>
+      <w:r>
+        <w:rPr>
+          <w:rFonts w:hint="eastAsia" w:ascii="Times New Roman" w:hAnsi="Times New Roman" w:eastAsia="Times New Roman" w:cs="Times New Roman"/>
+        </w:rPr>
+        <w:t>，</w:t>
+      </w:r>
+      <w:r>
+        <w:rPr>
+          <w:rFonts w:hint="eastAsia" w:ascii="Times New Roman" w:hAnsi="Times New Roman" w:eastAsia="FangSong" w:cs="Times New Roman"/>
+        </w:rPr>
+        <w:t>建议抄在速查卡上</w:t>
+      </w:r>
+      <w:r>
+        <w:rPr>
+          <w:rFonts w:hint="eastAsia" w:ascii="Times New Roman" w:hAnsi="Times New Roman" w:eastAsia="Times New Roman" w:cs="Times New Roman"/>
+        </w:rPr>
+        <w:t>）。</w:t>
+      </w:r>
+    </w:p>
+    <w:p>
+      <w:pPr>
+        <w:pStyle w:val="Compact"/>
+        <w:numPr>
+          <w:ilvl w:val="0"/>
+          <w:numId w:val="1004"/>
+        </w:numPr>
+      </w:pPr>
+      <w:r>
+        <w:rPr>
+          <w:rFonts w:hint="eastAsia" w:ascii="Times New Roman" w:hAnsi="Times New Roman" w:eastAsia="FangSong" w:cs="Times New Roman"/>
+          <w:b/>
+          <w:bCs/>
+        </w:rPr>
+        <w:t xml:space="preserve">线性化三手法</w:t>
+      </w:r>
+      <w:r>
+        <w:rPr>
+          <w:rFonts w:hint="eastAsia" w:ascii="Times New Roman" w:hAnsi="Times New Roman" w:eastAsia="Times New Roman" w:cs="Times New Roman"/>
+        </w:rPr>
+        <w:t>（</w:t>
+      </w:r>
+      <w:r>
+        <w:rPr>
+          <w:rFonts w:hint="eastAsia" w:ascii="Times New Roman" w:hAnsi="Times New Roman" w:eastAsia="FangSong" w:cs="Times New Roman"/>
+        </w:rPr>
+        <w:t>取对数</w:t>
+      </w:r>
+      <w:r>
+        <w:rPr>
+          <w:rFonts w:hint="eastAsia" w:ascii="Times New Roman" w:hAnsi="Times New Roman" w:eastAsia="Times New Roman" w:cs="Times New Roman"/>
+        </w:rPr>
+        <w:t>/</w:t>
+      </w:r>
+      <w:r>
+        <w:rPr>
+          <w:rFonts w:hint="eastAsia" w:ascii="Times New Roman" w:hAnsi="Times New Roman" w:eastAsia="FangSong" w:cs="Times New Roman"/>
+        </w:rPr>
+        <w:t>取倒数</w:t>
+      </w:r>
+      <w:r>
+        <w:rPr>
+          <w:rFonts w:hint="eastAsia" w:ascii="Times New Roman" w:hAnsi="Times New Roman" w:eastAsia="Times New Roman" w:cs="Times New Roman"/>
+        </w:rPr>
+        <w:t>/</w:t>
+      </w:r>
+      <w:r>
+        <w:rPr>
+          <w:rFonts w:hint="eastAsia" w:ascii="Times New Roman" w:hAnsi="Times New Roman" w:eastAsia="FangSong" w:cs="Times New Roman"/>
+        </w:rPr>
+        <w:t>换变量</w:t>
+      </w:r>
+      <w:r>
+        <w:rPr>
+          <w:rFonts w:hint="eastAsia" w:ascii="Times New Roman" w:hAnsi="Times New Roman" w:eastAsia="Times New Roman" w:cs="Times New Roman"/>
+        </w:rPr>
+        <w:t>）</w:t>
+      </w:r>
+      <w:r>
+        <w:rPr>
+          <w:rFonts w:hint="eastAsia" w:ascii="Times New Roman" w:hAnsi="Times New Roman" w:eastAsia="FangSong" w:cs="Times New Roman"/>
+        </w:rPr>
+        <w:t>把曲线掰成直线</w:t>
+      </w:r>
+      <w:r>
+        <w:rPr>
+          <w:rFonts w:hint="eastAsia" w:ascii="Times New Roman" w:hAnsi="Times New Roman" w:eastAsia="Times New Roman" w:cs="Times New Roman"/>
+        </w:rPr>
+        <w:t>，</w:t>
+      </w:r>
+      <w:r>
+        <w:rPr>
+          <w:rFonts w:hint="eastAsia" w:ascii="Times New Roman" w:hAnsi="Times New Roman" w:eastAsia="FangSong" w:cs="Times New Roman"/>
+        </w:rPr>
+        <w:t>一次换来三样东西</w:t>
+      </w:r>
+      <w:r>
+        <w:rPr>
+          <w:rFonts w:hint="eastAsia" w:ascii="Times New Roman" w:hAnsi="Times New Roman" w:eastAsia="Times New Roman" w:cs="Times New Roman"/>
+        </w:rPr>
+        <w:t>：</w:t>
+      </w:r>
+      <w:r>
+        <w:rPr>
+          <w:rFonts w:hint="eastAsia" w:ascii="Times New Roman" w:hAnsi="Times New Roman" w:eastAsia="FangSong" w:cs="Times New Roman"/>
+        </w:rPr>
+        <w:t>斜率</w:t>
+      </w:r>
+      <w:r>
+        <w:rPr>
+          <w:rFonts w:hint="eastAsia" w:ascii="Times New Roman" w:hAnsi="Times New Roman" w:eastAsia="Times New Roman" w:cs="Times New Roman"/>
+        </w:rPr>
+        <w:t>（</w:t>
+      </w:r>
+      <w:r>
+        <w:rPr>
+          <w:rFonts w:hint="eastAsia" w:ascii="Times New Roman" w:hAnsi="Times New Roman" w:eastAsia="FangSong" w:cs="Times New Roman"/>
+        </w:rPr>
+        <w:t>物理常数</w:t>
+      </w:r>
+      <w:r>
+        <w:rPr>
+          <w:rFonts w:hint="eastAsia" w:ascii="Times New Roman" w:hAnsi="Times New Roman" w:eastAsia="Times New Roman" w:cs="Times New Roman"/>
+        </w:rPr>
+        <w:t>）、</w:t>
+      </w:r>
+      <w:r>
+        <w:rPr>
+          <w:rFonts w:hint="eastAsia" w:ascii="Times New Roman" w:hAnsi="Times New Roman" w:eastAsia="FangSong" w:cs="Times New Roman"/>
+        </w:rPr>
+        <w:t>截距</w:t>
+      </w:r>
+      <w:r>
+        <w:rPr>
+          <w:rFonts w:hint="eastAsia" w:ascii="Times New Roman" w:hAnsi="Times New Roman" w:eastAsia="Times New Roman" w:cs="Times New Roman"/>
+        </w:rPr>
+        <w:t>（</w:t>
+      </w:r>
+      <w:r>
+        <w:rPr>
+          <w:rFonts w:hint="eastAsia" w:ascii="Times New Roman" w:hAnsi="Times New Roman" w:eastAsia="FangSong" w:cs="Times New Roman"/>
+        </w:rPr>
+        <w:t>初值</w:t>
+      </w:r>
+      <w:r>
+        <w:rPr>
+          <w:rFonts w:hint="eastAsia" w:ascii="Times New Roman" w:hAnsi="Times New Roman" w:eastAsia="Times New Roman" w:cs="Times New Roman"/>
+        </w:rPr>
+        <w:t>/</w:t>
+      </w:r>
+      <w:r>
+        <w:rPr>
+          <w:rFonts w:hint="eastAsia" w:ascii="Times New Roman" w:hAnsi="Times New Roman" w:eastAsia="FangSong" w:cs="Times New Roman"/>
+        </w:rPr>
+        <w:t>常数</w:t>
+      </w:r>
+      <w:r>
+        <w:rPr>
+          <w:rFonts w:hint="eastAsia" w:ascii="Times New Roman" w:hAnsi="Times New Roman" w:eastAsia="Times New Roman" w:cs="Times New Roman"/>
+        </w:rPr>
+        <w:t>）、</w:t>
+      </w:r>
+      <w:r>
+        <w:rPr>
+          <w:rFonts w:hint="eastAsia" w:ascii="Times New Roman" w:hAnsi="Times New Roman" w:eastAsia="FangSong" w:cs="Times New Roman"/>
+        </w:rPr>
+        <w:t>模型检验</w:t>
+      </w:r>
+      <w:r>
+        <w:rPr>
+          <w:rFonts w:hint="eastAsia" w:ascii="Times New Roman" w:hAnsi="Times New Roman" w:eastAsia="Times New Roman" w:cs="Times New Roman"/>
+        </w:rPr>
+        <w:t>（</w:t>
+      </w:r>
+      <w:r>
+        <w:rPr>
+          <w:rFonts w:hint="eastAsia" w:ascii="Times New Roman" w:hAnsi="Times New Roman" w:eastAsia="FangSong" w:cs="Times New Roman"/>
+        </w:rPr>
+        <w:t>不直</w:t>
+      </w:r>
+      <w:r>
+        <w:rPr>
+          <w:rFonts w:ascii="Times New Roman" w:hAnsi="Times New Roman" w:eastAsia="Times New Roman" w:cs="Times New Roman"/>
+        </w:rPr>
+        <w:t xml:space="preserve"> = </w:t>
+      </w:r>
+      <w:r>
+        <w:rPr>
+          <w:rFonts w:hint="eastAsia" w:ascii="Times New Roman" w:hAnsi="Times New Roman" w:eastAsia="FangSong" w:cs="Times New Roman"/>
+        </w:rPr>
+        <w:t>模型错</w:t>
+      </w:r>
+      <w:r>
+        <w:rPr>
+          <w:rFonts w:hint="eastAsia" w:ascii="Times New Roman" w:hAnsi="Times New Roman" w:eastAsia="Times New Roman" w:cs="Times New Roman"/>
+        </w:rPr>
+        <w:t>）；</w:t>
+      </w:r>
+      <w:r>
+        <w:rPr>
+          <w:rFonts w:hint="eastAsia" w:ascii="Times New Roman" w:hAnsi="Times New Roman" w:eastAsia="FangSong" w:cs="Times New Roman"/>
+        </w:rPr>
+        <w:t>四类必背线性化务必熟到能默写</w:t>
+      </w:r>
+      <w:r>
+        <w:rPr>
+          <w:rFonts w:hint="eastAsia" w:ascii="Times New Roman" w:hAnsi="Times New Roman" w:eastAsia="Times New Roman" w:cs="Times New Roman"/>
+        </w:rPr>
+        <w:t>。</w:t>
+      </w:r>
+    </w:p>
+    <w:p>
+      <w:pPr>
+        <w:pStyle w:val="Compact"/>
+        <w:numPr>
+          <w:ilvl w:val="0"/>
+          <w:numId w:val="1004"/>
+        </w:numPr>
+      </w:pPr>
+      <w:r>
+        <w:rPr>
+          <w:rFonts w:hint="eastAsia" w:ascii="Times New Roman" w:hAnsi="Times New Roman" w:eastAsia="FangSong" w:cs="Times New Roman"/>
+          <w:b/>
+          <w:bCs/>
+        </w:rPr>
+        <w:t xml:space="preserve">真实数据有抖动</w:t>
+      </w:r>
+      <w:r>
+        <w:rPr>
+          <w:rFonts w:hint="eastAsia" w:ascii="Times New Roman" w:hAnsi="Times New Roman" w:eastAsia="Times New Roman" w:cs="Times New Roman"/>
+        </w:rPr>
+        <w:t>：</w:t>
+      </w:r>
+      <w:r>
+        <w:rPr>
+          <w:rFonts w:hint="eastAsia" w:ascii="Times New Roman" w:hAnsi="Times New Roman" w:eastAsia="FangSong" w:cs="Times New Roman"/>
+        </w:rPr>
+        <w:t>最小二乘</w:t>
+      </w:r>
+      <w:r>
+        <w:rPr>
+          <w:rFonts w:hint="eastAsia" w:ascii="Times New Roman" w:hAnsi="Times New Roman" w:eastAsia="Times New Roman" w:cs="Times New Roman"/>
+        </w:rPr>
+        <w:t>（</w:t>
+      </w:r>
+      <w:r>
+        <w:rPr>
+          <w:rFonts w:hint="eastAsia" w:ascii="Times New Roman" w:hAnsi="Times New Roman" w:eastAsia="FangSong" w:cs="Times New Roman"/>
+        </w:rPr>
+        <w:t>残差平方和最小</w:t>
+      </w:r>
+      <w:r>
+        <w:rPr>
+          <w:rFonts w:hint="eastAsia" w:ascii="Times New Roman" w:hAnsi="Times New Roman" w:eastAsia="Times New Roman" w:cs="Times New Roman"/>
+        </w:rPr>
+        <w:t>）</w:t>
+      </w:r>
+      <w:r>
+        <w:rPr>
+          <w:rFonts w:hint="eastAsia" w:ascii="Times New Roman" w:hAnsi="Times New Roman" w:eastAsia="FangSong" w:cs="Times New Roman"/>
+        </w:rPr>
+        <w:t>给出客观定线规则</w:t>
+      </w:r>
+      <w:r>
+        <w:rPr>
+          <w:rFonts w:hint="eastAsia" w:ascii="Times New Roman" w:hAnsi="Times New Roman" w:eastAsia="Times New Roman" w:cs="Times New Roman"/>
+        </w:rPr>
+        <w:t>，r</w:t>
+      </w:r>
+      <w:r>
+        <w:rPr>
+          <w:rFonts w:hint="eastAsia" w:ascii="Times New Roman" w:hAnsi="Times New Roman" w:eastAsia="Times New Roman" w:cs="Times New Roman"/>
+          <w:vertAlign w:val="superscript"/>
+        </w:rPr>
+        <w:t>2</w:t>
+      </w:r>
+      <w:r>
+        <w:rPr>
+          <w:rFonts w:ascii="Times New Roman" w:hAnsi="Times New Roman" w:eastAsia="Times New Roman" w:cs="Times New Roman"/>
+        </w:rPr>
+        <w:t xml:space="preserve"> </w:t>
+      </w:r>
+      <w:r>
+        <w:rPr>
+          <w:rFonts w:hint="eastAsia" w:ascii="Times New Roman" w:hAnsi="Times New Roman" w:eastAsia="FangSong" w:cs="Times New Roman"/>
+        </w:rPr>
+        <w:t>判读拟合质量</w:t>
+      </w:r>
+      <w:r>
+        <w:rPr>
+          <w:rFonts w:hint="eastAsia" w:ascii="Times New Roman" w:hAnsi="Times New Roman" w:eastAsia="Times New Roman" w:cs="Times New Roman"/>
+        </w:rPr>
+        <w:t>；</w:t>
+      </w:r>
+      <w:r>
+        <w:rPr>
+          <w:rFonts w:hint="eastAsia" w:ascii="Times New Roman" w:hAnsi="Times New Roman" w:eastAsia="FangSong" w:cs="Times New Roman"/>
+        </w:rPr>
+        <w:t>牢记三个误用</w:t>
+      </w:r>
+      <w:r>
+        <w:rPr>
+          <w:rFonts w:hint="eastAsia" w:ascii="Times New Roman" w:hAnsi="Times New Roman" w:eastAsia="Times New Roman" w:cs="Times New Roman"/>
+        </w:rPr>
+        <w:t>——</w:t>
+      </w:r>
+      <w:r>
+        <w:rPr>
+          <w:rFonts w:hint="eastAsia" w:ascii="Times New Roman" w:hAnsi="Times New Roman" w:eastAsia="FangSong" w:cs="Times New Roman"/>
+        </w:rPr>
+        <w:t>先变换再拟合</w:t>
+      </w:r>
+      <w:r>
+        <w:rPr>
+          <w:rFonts w:hint="eastAsia" w:ascii="Times New Roman" w:hAnsi="Times New Roman" w:eastAsia="Times New Roman" w:cs="Times New Roman"/>
+        </w:rPr>
+        <w:t>、</w:t>
+      </w:r>
+      <w:r>
+        <w:rPr>
+          <w:rFonts w:hint="eastAsia" w:ascii="Times New Roman" w:hAnsi="Times New Roman" w:eastAsia="FangSong" w:cs="Times New Roman"/>
+        </w:rPr>
+        <w:t>判级数看全时段</w:t>
+      </w:r>
+      <w:r>
+        <w:rPr>
+          <w:rFonts w:hint="eastAsia" w:ascii="Times New Roman" w:hAnsi="Times New Roman" w:eastAsia="Times New Roman" w:cs="Times New Roman"/>
+        </w:rPr>
+        <w:t>、</w:t>
+      </w:r>
+      <w:r>
+        <w:rPr>
+          <w:rFonts w:hint="eastAsia" w:ascii="Times New Roman" w:hAnsi="Times New Roman" w:eastAsia="FangSong" w:cs="Times New Roman"/>
+        </w:rPr>
+        <w:t>别强制过原点</w:t>
+      </w:r>
+      <w:r>
+        <w:rPr>
+          <w:rFonts w:hint="eastAsia" w:ascii="Times New Roman" w:hAnsi="Times New Roman" w:eastAsia="Times New Roman" w:cs="Times New Roman"/>
+        </w:rPr>
+        <w:t>。</w:t>
+      </w:r>
+    </w:p>
+    <w:p>
+      <w:pPr>
+        <w:pStyle w:val="FirstParagraph"/>
+      </w:pPr>
+      <w:r>
+        <w:rPr>
+          <w:rFonts w:hint="eastAsia" w:ascii="Times New Roman" w:hAnsi="Times New Roman" w:eastAsia="FangSong" w:cs="Times New Roman"/>
+        </w:rPr>
+        <w:t xml:space="preserve">下一讲把本讲反复出现的</w:t>
+      </w:r>
+      <w:r>
+        <w:rPr>
+          <w:rFonts w:ascii="Times New Roman" w:hAnsi="Times New Roman" w:eastAsia="Times New Roman" w:cs="Times New Roman"/>
+        </w:rPr>
+        <w:t xml:space="preserve"> </w:t>
+      </w:r>
+      <w:r>
+        <w:rPr>
+          <w:rStyle w:val="VerbatimChar"/>
+          <w:rFonts w:ascii="Times New Roman" w:hAnsi="Times New Roman" w:eastAsia="Times New Roman" w:cs="Times New Roman"/>
+        </w:rPr>
+        <w:t xml:space="preserve">ln</w:t>
+      </w:r>
+      <w:r>
+        <w:rPr>
+          <w:rFonts w:ascii="Times New Roman" w:hAnsi="Times New Roman" w:eastAsia="Times New Roman" w:cs="Times New Roman"/>
+        </w:rPr>
+        <w:t xml:space="preserve"> </w:t>
+      </w:r>
+      <w:r>
+        <w:rPr>
+          <w:rFonts w:hint="eastAsia" w:ascii="Times New Roman" w:hAnsi="Times New Roman" w:eastAsia="FangSong" w:cs="Times New Roman"/>
+        </w:rPr>
+        <w:t>运算规则补齐</w:t>
+      </w:r>
+      <w:r>
+        <w:rPr>
+          <w:rFonts w:hint="eastAsia" w:ascii="Times New Roman" w:hAnsi="Times New Roman" w:eastAsia="Times New Roman" w:cs="Times New Roman"/>
+        </w:rPr>
+        <w:t>。</w:t>
+      </w:r>
+    </w:p>
+    <w:bookmarkEnd w:id="27"/>
+    <w:bookmarkStart w:id="31" w:name="五本讲速查"/>
+    <w:p>
+      <w:pPr>
+        <w:pStyle w:val="Heading2"/>
+        <w:spacing w:before="280" w:after="120"/>
+      </w:pPr>
+      <w:r>
+        <w:rPr>
+          <w:rFonts w:hint="eastAsia" w:ascii="Times New Roman" w:hAnsi="Times New Roman" w:eastAsia="SimHei" w:cs="Times New Roman"/>
+        </w:rPr>
         <w:t>五</w:t>
       </w:r>
       <w:r>
@@ -16232,10 +16984,10 @@
         <w:rPr>
           <w:rFonts w:hint="eastAsia" w:ascii="Times New Roman" w:hAnsi="Times New Roman" w:eastAsia="SimHei" w:cs="Times New Roman"/>
         </w:rPr>
-        <w:t>核心公式速查</w:t>
+        <w:t>本讲速查</w:t>
       </w:r>
     </w:p>
-    <w:bookmarkStart w:id="27" w:name="斜率与直线"/>
+    <w:bookmarkStart w:id="28" w:name="斜率与直线"/>
     <w:p>
       <w:pPr>
         <w:pStyle w:val="Heading3"/>
@@ -16510,8 +17262,8 @@
         </w:tc>
       </w:tr>
     </w:tbl>
-    <w:bookmarkEnd w:id="27"/>
-    <w:bookmarkStart w:id="28" w:name="线性化对照"/>
+    <w:bookmarkEnd w:id="28"/>
+    <w:bookmarkStart w:id="29" w:name="线性化对照"/>
     <w:p>
       <w:pPr>
         <w:pStyle w:val="Heading3"/>
@@ -17061,8 +17813,8 @@
         </w:tc>
       </w:tr>
     </w:tbl>
-    <w:bookmarkEnd w:id="28"/>
-    <w:bookmarkStart w:id="29" w:name="最小二乘散点拟合"/>
+    <w:bookmarkEnd w:id="29"/>
+    <w:bookmarkStart w:id="30" w:name="最小二乘散点拟合"/>
     <w:p>
       <w:pPr>
         <w:pStyle w:val="Heading3"/>
@@ -17643,9 +18395,9 @@
         </w:pict>
       </w:r>
     </w:p>
-    <w:bookmarkEnd w:id="29"/>
     <w:bookmarkEnd w:id="30"/>
-    <w:bookmarkStart w:id="34" w:name="六练习题"/>
+    <w:bookmarkEnd w:id="31"/>
+    <w:bookmarkStart w:id="35" w:name="六练习题"/>
     <w:p>
       <w:pPr>
         <w:pStyle w:val="Heading2"/>
@@ -17713,7 +18465,7 @@
         <w:t>。</w:t>
       </w:r>
     </w:p>
-    <w:bookmarkStart w:id="31" w:name="基础巩固5-题"/>
+    <w:bookmarkStart w:id="32" w:name="基础巩固5-题"/>
     <w:p>
       <w:pPr>
         <w:pStyle w:val="Heading3"/>
@@ -18476,8 +19228,8 @@
         <w:t>。</w:t>
       </w:r>
     </w:p>
-    <w:bookmarkEnd w:id="31"/>
-    <w:bookmarkStart w:id="32" w:name="竞赛入门6-题"/>
+    <w:bookmarkEnd w:id="32"/>
+    <w:bookmarkStart w:id="33" w:name="竞赛入门6-题"/>
     <w:p>
       <w:pPr>
         <w:pStyle w:val="Heading3"/>
@@ -20191,8 +20943,8 @@
         <w:t>）</w:t>
       </w:r>
     </w:p>
-    <w:bookmarkEnd w:id="32"/>
-    <w:bookmarkStart w:id="33" w:name="真题挑战5-题竞赛风格改编"/>
+    <w:bookmarkEnd w:id="33"/>
+    <w:bookmarkStart w:id="34" w:name="真题挑战5-题竞赛风格改编"/>
     <w:p>
       <w:pPr>
         <w:pStyle w:val="Heading3"/>
@@ -21169,9 +21921,9 @@
         </w:pict>
       </w:r>
     </w:p>
-    <w:bookmarkEnd w:id="33"/>
     <w:bookmarkEnd w:id="34"/>
-    <w:bookmarkStart w:id="35" w:name="练习题参考答案"/>
+    <w:bookmarkEnd w:id="35"/>
+    <w:bookmarkStart w:id="36" w:name="练习题参考答案"/>
     <w:p>
       <w:pPr>
         <w:pStyle w:val="Heading2"/>
@@ -28726,8 +29478,8 @@
         <w:t>）。</w:t>
       </w:r>
     </w:p>
-    <w:bookmarkEnd w:id="35"/>
     <w:bookmarkEnd w:id="36"/>
+    <w:bookmarkEnd w:id="37"/>
     <w:sectPr>
       <w:footerReference w:type="default" r:id="rId9"/>
       <w:footnotePr>
@@ -29102,6 +29854,9 @@
     <w:lvlOverride w:ilvl="8">
       <w:startOverride w:val="1"/>
     </w:lvlOverride>
+  </w:num>
+  <w:num w:numId="1004">
+    <w:abstractNumId w:val="991"/>
   </w:num>
 </w:numbering>
 </file>

--- a/06-学生侧材料/讲义/_数学工具/第1讲：函数、图像与线性化（Word清稿）.docx
+++ b/06-学生侧材料/讲义/_数学工具/第1讲：函数、图像与线性化（Word清稿）.docx
@@ -393,7 +393,7 @@
         <w:rPr>
           <w:rFonts w:hint="eastAsia" w:ascii="Times New Roman" w:hAnsi="Times New Roman" w:eastAsia="FangSong" w:cs="Times New Roman"/>
         </w:rPr>
-        <w:t xml:space="preserve">能判断一条曲线该取对数还是取倒数才能掰成直线</w:t>
+        <w:t xml:space="preserve">能判断一条曲线该取对数还是取倒数才能化为直线</w:t>
       </w:r>
     </w:p>
     <w:p>
@@ -812,7 +812,7 @@
         <w:rPr>
           <w:rFonts w:hint="eastAsia" w:ascii="Times New Roman" w:hAnsi="Times New Roman" w:eastAsia="FangSong" w:cs="Times New Roman"/>
         </w:rPr>
-        <w:t>自己变的量</w:t>
+        <w:t>由实验者设定的量</w:t>
       </w:r>
       <w:r>
         <w:rPr>
@@ -850,7 +850,7 @@
         <w:rPr>
           <w:rFonts w:hint="eastAsia" w:ascii="Times New Roman" w:hAnsi="Times New Roman" w:eastAsia="FangSong" w:cs="Times New Roman"/>
         </w:rPr>
-        <w:t>跟着变的量</w:t>
+        <w:t>随之确定的量</w:t>
       </w:r>
       <w:r>
         <w:rPr>
@@ -928,7 +928,7 @@
         <w:rPr>
           <w:rFonts w:hint="eastAsia" w:ascii="Times New Roman" w:hAnsi="Times New Roman" w:eastAsia="FangSong" w:cs="Times New Roman"/>
         </w:rPr>
-        <w:t>后面所有图像和公式都不会乱</w:t>
+        <w:t>后续的图像与公式才不会混淆</w:t>
       </w:r>
       <w:r>
         <w:rPr>
@@ -1634,25 +1634,13 @@
         <w:rPr>
           <w:rFonts w:hint="eastAsia" w:ascii="Times New Roman" w:hAnsi="Times New Roman" w:eastAsia="FangSong" w:cs="Times New Roman"/>
         </w:rPr>
-        <w:t>三个字你早就用过</w:t>
-      </w:r>
-      <w:r>
-        <w:rPr>
-          <w:rFonts w:hint="eastAsia" w:ascii="Times New Roman" w:hAnsi="Times New Roman" w:eastAsia="Times New Roman" w:cs="Times New Roman"/>
-        </w:rPr>
-        <w:t>——</w:t>
-      </w:r>
-      <w:r>
-        <w:rPr>
-          <w:rFonts w:hint="eastAsia" w:ascii="Times New Roman" w:hAnsi="Times New Roman" w:eastAsia="FangSong" w:cs="Times New Roman"/>
-        </w:rPr>
-        <w:t>查表</w:t>
-      </w:r>
-      <w:r>
-        <w:rPr>
-          <w:rFonts w:hint="eastAsia" w:ascii="Times New Roman" w:hAnsi="Times New Roman" w:eastAsia="Times New Roman" w:cs="Times New Roman"/>
-        </w:rPr>
-        <w:t>。</w:t>
+        <w:t>的原型是查表</w:t>
+      </w:r>
+      <w:r>
+        <w:rPr>
+          <w:rFonts w:hint="eastAsia" w:ascii="Times New Roman" w:hAnsi="Times New Roman" w:eastAsia="Times New Roman" w:cs="Times New Roman"/>
+        </w:rPr>
+        <w:t>：</w:t>
       </w:r>
       <w:r>
         <w:rPr>
@@ -1676,13 +1664,13 @@
         <w:rPr>
           <w:rFonts w:hint="eastAsia" w:ascii="Times New Roman" w:hAnsi="Times New Roman" w:eastAsia="Times New Roman" w:cs="Times New Roman"/>
         </w:rPr>
-        <w:t>。</w:t>
-      </w:r>
-      <w:r>
-        <w:rPr>
-          <w:rFonts w:hint="eastAsia" w:ascii="Times New Roman" w:hAnsi="Times New Roman" w:eastAsia="FangSong" w:cs="Times New Roman"/>
-        </w:rPr>
-        <w:t>公式只是把这张表写成了可以连续取值的形式</w:t>
+        <w:t>，</w:t>
+      </w:r>
+      <w:r>
+        <w:rPr>
+          <w:rFonts w:hint="eastAsia" w:ascii="Times New Roman" w:hAnsi="Times New Roman" w:eastAsia="FangSong" w:cs="Times New Roman"/>
+        </w:rPr>
+        <w:t>公式只是把它写成可连续取值的形式</w:t>
       </w:r>
       <w:r>
         <w:rPr>
@@ -1696,7 +1684,7 @@
           <w:b/>
           <w:bCs/>
         </w:rPr>
-        <w:t>先问</w:t>
+        <w:t>先确定自变量</w:t>
       </w:r>
       <w:r>
         <w:rPr>
@@ -1704,7 +1692,7 @@
           <w:b/>
           <w:bCs/>
         </w:rPr>
-        <w:t>”</w:t>
+        <w:t>，</w:t>
       </w:r>
       <w:r>
         <w:rPr>
@@ -1712,47 +1700,7 @@
           <w:b/>
           <w:bCs/>
         </w:rPr>
-        <w:t>谁是自己变的</w:t>
-      </w:r>
-      <w:r>
-        <w:rPr>
-          <w:rFonts w:hint="eastAsia" w:ascii="Times New Roman" w:hAnsi="Times New Roman" w:eastAsia="Times New Roman" w:cs="Times New Roman"/>
-          <w:b/>
-          <w:bCs/>
-        </w:rPr>
-        <w:t>”，</w:t>
-      </w:r>
-      <w:r>
-        <w:rPr>
-          <w:rFonts w:hint="eastAsia" w:ascii="Times New Roman" w:hAnsi="Times New Roman" w:eastAsia="FangSong" w:cs="Times New Roman"/>
-          <w:b/>
-          <w:bCs/>
-        </w:rPr>
-        <w:t>再问</w:t>
-      </w:r>
-      <w:r>
-        <w:rPr>
-          <w:rFonts w:hint="eastAsia" w:ascii="Times New Roman" w:hAnsi="Times New Roman" w:eastAsia="Times New Roman" w:cs="Times New Roman"/>
-          <w:b/>
-          <w:bCs/>
-        </w:rPr>
-        <w:t>”</w:t>
-      </w:r>
-      <w:r>
-        <w:rPr>
-          <w:rFonts w:hint="eastAsia" w:ascii="Times New Roman" w:hAnsi="Times New Roman" w:eastAsia="FangSong" w:cs="Times New Roman"/>
-          <w:b/>
-          <w:bCs/>
-        </w:rPr>
-        <w:t>跟着变的是谁</w:t>
-      </w:r>
-      <w:r>
-        <w:rPr>
-          <w:rFonts w:hint="eastAsia" w:ascii="Times New Roman" w:hAnsi="Times New Roman" w:eastAsia="Times New Roman" w:cs="Times New Roman"/>
-          <w:b/>
-          <w:bCs/>
-        </w:rPr>
-        <w:t>”</w:t>
+        <w:t>再确定因变量</w:t>
       </w:r>
       <w:r>
         <w:rPr>
@@ -3826,7 +3774,7 @@
         <w:rPr>
           <w:rFonts w:hint="eastAsia" w:ascii="Times New Roman" w:hAnsi="Times New Roman" w:eastAsia="FangSong" w:cs="Times New Roman"/>
         </w:rPr>
-        <w:t>把这句话念出来</w:t>
+        <w:t>读出这句话</w:t>
       </w:r>
       <w:r>
         <w:rPr>
@@ -3838,7 +3786,7 @@
         <w:rPr>
           <w:rFonts w:hint="eastAsia" w:ascii="Times New Roman" w:hAnsi="Times New Roman" w:eastAsia="FangSong" w:cs="Times New Roman"/>
         </w:rPr>
-        <w:t>斜率的物理意义和单位同时就有了</w:t>
+        <w:t>斜率的物理意义与单位便同时确定</w:t>
       </w:r>
       <w:r>
         <w:rPr>
@@ -4895,7 +4843,7 @@
         <w:rPr>
           <w:rFonts w:hint="eastAsia" w:ascii="Times New Roman" w:hAnsi="Times New Roman" w:eastAsia="FangSong" w:cs="Times New Roman"/>
         </w:rPr>
-        <w:t>三条最容易翻车的</w:t>
+        <w:t>三条最容易出错的</w:t>
       </w:r>
       <w:r>
         <w:rPr>
@@ -5033,7 +4981,7 @@
         <w:rPr>
           <w:rFonts w:hint="eastAsia" w:ascii="Times New Roman" w:hAnsi="Times New Roman" w:eastAsia="FangSong" w:cs="Times New Roman"/>
         </w:rPr>
-        <w:t>别习惯性写负号</w:t>
+        <w:t>不宜习惯性写负号</w:t>
       </w:r>
       <w:r>
         <w:rPr>
@@ -5090,7 +5038,7 @@
         <w:rPr>
           <w:rFonts w:hint="eastAsia" w:ascii="Times New Roman" w:hAnsi="Times New Roman" w:eastAsia="FangSong" w:cs="Times New Roman"/>
         </w:rPr>
-        <w:t>别读反方向</w:t>
+        <w:t>注意方向勿读反</w:t>
       </w:r>
       <w:r>
         <w:rPr>
@@ -5655,7 +5603,7 @@
         <w:rPr>
           <w:rFonts w:hint="eastAsia" w:ascii="Times New Roman" w:hAnsi="Times New Roman" w:eastAsia="FangSong" w:cs="Times New Roman"/>
         </w:rPr>
-        <w:t>做完题把这一列念一遍</w:t>
+        <w:t>完成计算后核对这一列</w:t>
       </w:r>
       <w:r>
         <w:rPr>
@@ -5890,7 +5838,7 @@
     </w:p>
     <w:bookmarkEnd w:id="15"/>
     <w:bookmarkEnd w:id="16"/>
-    <w:bookmarkStart w:id="22" w:name="三把曲线掰直-线性化"/>
+    <w:bookmarkStart w:id="22" w:name="三把曲线化为直线-线性化"/>
     <w:p>
       <w:pPr>
         <w:pStyle w:val="Heading2"/>
@@ -5912,7 +5860,7 @@
         <w:rPr>
           <w:rFonts w:hint="eastAsia" w:ascii="Times New Roman" w:hAnsi="Times New Roman" w:eastAsia="SimHei" w:cs="Times New Roman"/>
         </w:rPr>
-        <w:t>把曲线掰直</w:t>
+        <w:t>把曲线化为直线</w:t>
       </w:r>
       <w:r>
         <w:rPr>
@@ -6075,19 +6023,7 @@
         <w:rPr>
           <w:rFonts w:hint="eastAsia" w:ascii="Times New Roman" w:hAnsi="Times New Roman" w:eastAsia="FangSong" w:cs="Times New Roman"/>
         </w:rPr>
-        <w:t>一旦排成直线</w:t>
-      </w:r>
-      <w:r>
-        <w:rPr>
-          <w:rFonts w:hint="eastAsia" w:ascii="Times New Roman" w:hAnsi="Times New Roman" w:eastAsia="Times New Roman" w:cs="Times New Roman"/>
-        </w:rPr>
-        <w:t>，</w:t>
-      </w:r>
-      <w:r>
-        <w:rPr>
-          <w:rFonts w:hint="eastAsia" w:ascii="Times New Roman" w:hAnsi="Times New Roman" w:eastAsia="FangSong" w:cs="Times New Roman"/>
-        </w:rPr>
-        <w:t>你就能免费获得三样东西</w:t>
+        <w:t>化为直线后可同时得到三项信息</w:t>
       </w:r>
       <w:r>
         <w:rPr>
@@ -6147,31 +6083,7 @@
         <w:rPr>
           <w:rFonts w:hint="eastAsia" w:ascii="Times New Roman" w:hAnsi="Times New Roman" w:eastAsia="FangSong" w:cs="Times New Roman"/>
         </w:rPr>
-        <w:t>以及</w:t>
-      </w:r>
-      <w:r>
-        <w:rPr>
-          <w:rFonts w:hint="eastAsia" w:ascii="Times New Roman" w:hAnsi="Times New Roman" w:eastAsia="Times New Roman" w:cs="Times New Roman"/>
-        </w:rPr>
-        <w:t>”</w:t>
-      </w:r>
-      <w:r>
-        <w:rPr>
-          <w:rFonts w:hint="eastAsia" w:ascii="Times New Roman" w:hAnsi="Times New Roman" w:eastAsia="FangSong" w:cs="Times New Roman"/>
-        </w:rPr>
-        <w:t>点是否真的服从这个规律</w:t>
-      </w:r>
-      <w:r>
-        <w:rPr>
-          <w:rFonts w:hint="eastAsia" w:ascii="Times New Roman" w:hAnsi="Times New Roman" w:eastAsia="Times New Roman" w:cs="Times New Roman"/>
-        </w:rPr>
-        <w:t>”</w:t>
-      </w:r>
-      <w:r>
-        <w:rPr>
-          <w:rFonts w:hint="eastAsia" w:ascii="Times New Roman" w:hAnsi="Times New Roman" w:eastAsia="FangSong" w:cs="Times New Roman"/>
-        </w:rPr>
-        <w:t>的判断</w:t>
+        <w:t>以及数据是否服从该规律的判断</w:t>
       </w:r>
       <w:r>
         <w:rPr>
@@ -6183,7 +6095,7 @@
         <w:rPr>
           <w:rFonts w:hint="eastAsia" w:ascii="Times New Roman" w:hAnsi="Times New Roman" w:eastAsia="FangSong" w:cs="Times New Roman"/>
         </w:rPr>
-        <w:t>不直就说明模型错了</w:t>
+        <w:t>点不共线说明模型不适用</w:t>
       </w:r>
       <w:r>
         <w:rPr>
@@ -6193,7 +6105,7 @@
       </w:r>
     </w:p>
     <w:bookmarkEnd w:id="17"/>
-    <w:bookmarkStart w:id="18" w:name="三种掰直手法"/>
+    <w:bookmarkStart w:id="18" w:name="三种线性化手法"/>
     <w:p>
       <w:pPr>
         <w:pStyle w:val="Heading3"/>
@@ -6209,7 +6121,7 @@
         <w:rPr>
           <w:rFonts w:hint="eastAsia" w:ascii="Times New Roman" w:hAnsi="Times New Roman" w:eastAsia="SimHei" w:cs="Times New Roman"/>
         </w:rPr>
-        <w:t xml:space="preserve">三种掰直手法</w:t>
+        <w:t xml:space="preserve">三种线性化手法</w:t>
       </w:r>
     </w:p>
     <w:tbl>
@@ -6860,31 +6772,7 @@
         <w:rPr>
           <w:rFonts w:hint="eastAsia" w:ascii="Times New Roman" w:hAnsi="Times New Roman" w:eastAsia="FangSong" w:cs="Times New Roman"/>
         </w:rPr>
-        <w:t>取对数为何能</w:t>
-      </w:r>
-      <w:r>
-        <w:rPr>
-          <w:rFonts w:hint="eastAsia" w:ascii="Times New Roman" w:hAnsi="Times New Roman" w:eastAsia="Times New Roman" w:cs="Times New Roman"/>
-        </w:rPr>
-        <w:t>”</w:t>
-      </w:r>
-      <w:r>
-        <w:rPr>
-          <w:rFonts w:hint="eastAsia" w:ascii="Times New Roman" w:hAnsi="Times New Roman" w:eastAsia="FangSong" w:cs="Times New Roman"/>
-        </w:rPr>
-        <w:t>掰直</w:t>
-      </w:r>
-      <w:r>
-        <w:rPr>
-          <w:rFonts w:hint="eastAsia" w:ascii="Times New Roman" w:hAnsi="Times New Roman" w:eastAsia="Times New Roman" w:cs="Times New Roman"/>
-        </w:rPr>
-        <w:t>”</w:t>
-      </w:r>
-      <w:r>
-        <w:rPr>
-          <w:rFonts w:hint="eastAsia" w:ascii="Times New Roman" w:hAnsi="Times New Roman" w:eastAsia="FangSong" w:cs="Times New Roman"/>
-        </w:rPr>
-        <w:t>指数</w:t>
+        <w:t>取对数为何能把指数曲线化为直线</w:t>
       </w:r>
       <w:r>
         <w:rPr>
@@ -6972,7 +6860,7 @@
         <w:rPr>
           <w:rFonts w:hint="eastAsia" w:ascii="Times New Roman" w:hAnsi="Times New Roman" w:eastAsia="FangSong" w:cs="Times New Roman"/>
         </w:rPr>
-        <w:t>对数把指数上的</w:t>
+        <w:t>对数把指数中的</w:t>
       </w:r>
       <w:r>
         <w:rPr>
@@ -6984,7 +6872,7 @@
         <w:rPr>
           <w:rFonts w:hint="eastAsia" w:ascii="Times New Roman" w:hAnsi="Times New Roman" w:eastAsia="FangSong" w:cs="Times New Roman"/>
         </w:rPr>
-        <w:t>拽了下来</w:t>
+        <w:t>移到系数位置</w:t>
       </w:r>
       <w:r>
         <w:rPr>
@@ -8216,25 +8104,13 @@
         <w:rPr>
           <w:rFonts w:hint="eastAsia" w:ascii="Times New Roman" w:hAnsi="Times New Roman" w:eastAsia="FangSong" w:cs="Times New Roman"/>
         </w:rPr>
-        <w:t>用来</w:t>
-      </w:r>
-      <w:r>
-        <w:rPr>
-          <w:rFonts w:hint="eastAsia" w:ascii="Times New Roman" w:hAnsi="Times New Roman" w:eastAsia="Times New Roman" w:cs="Times New Roman"/>
-        </w:rPr>
-        <w:t>”</w:t>
-      </w:r>
-      <w:r>
-        <w:rPr>
-          <w:rFonts w:hint="eastAsia" w:ascii="Times New Roman" w:hAnsi="Times New Roman" w:eastAsia="FangSong" w:cs="Times New Roman"/>
-        </w:rPr>
-        <w:t>去掉单位</w:t>
-      </w:r>
-      <w:r>
-        <w:rPr>
-          <w:rFonts w:hint="eastAsia" w:ascii="Times New Roman" w:hAnsi="Times New Roman" w:eastAsia="Times New Roman" w:cs="Times New Roman"/>
-        </w:rPr>
-        <w:t>”。</w:t>
+        <w:t>用于消去单位</w:t>
+      </w:r>
+      <w:r>
+        <w:rPr>
+          <w:rFonts w:hint="eastAsia" w:ascii="Times New Roman" w:hAnsi="Times New Roman" w:eastAsia="Times New Roman" w:cs="Times New Roman"/>
+        </w:rPr>
+        <w:t>。</w:t>
       </w:r>
       <w:r>
         <w:rPr>
@@ -9111,7 +8987,7 @@
         <w:rPr>
           <w:rFonts w:hint="eastAsia" w:ascii="Times New Roman" w:hAnsi="Times New Roman" w:eastAsia="FangSong" w:cs="Times New Roman"/>
         </w:rPr>
-        <w:t>按五步法走一遍</w:t>
+        <w:t>按五步法完整推导一次</w:t>
       </w:r>
       <w:r>
         <w:rPr>
@@ -9286,7 +9162,7 @@
         <w:rPr>
           <w:rFonts w:hint="eastAsia" w:ascii="Times New Roman" w:hAnsi="Times New Roman" w:eastAsia="FangSong" w:cs="Times New Roman"/>
         </w:rPr>
-        <w:t>真实实验数据不会这么听话</w:t>
+        <w:t>真实实验数据并不恰好共线</w:t>
       </w:r>
       <w:r>
         <w:rPr>
@@ -9322,7 +9198,7 @@
         <w:rPr>
           <w:rFonts w:hint="eastAsia" w:ascii="Times New Roman" w:hAnsi="Times New Roman" w:eastAsia="FangSong" w:cs="Times New Roman"/>
         </w:rPr>
-        <w:t>画出来的点总在直线附近抖</w:t>
+        <w:t>数据点总在直线附近散布</w:t>
       </w:r>
       <w:r>
         <w:rPr>
@@ -10474,7 +10350,7 @@
         <w:rPr>
           <w:rFonts w:hint="eastAsia" w:ascii="Times New Roman" w:hAnsi="Times New Roman" w:eastAsia="FangSong" w:cs="Times New Roman"/>
         </w:rPr>
-        <w:t>不会除零</w:t>
+        <w:t>故不会出现除零</w:t>
       </w:r>
       <w:r>
         <w:rPr>
@@ -11026,9 +10902,9 @@
             </w:pPr>
             <w:r>
               <w:rPr>
-                <w:rFonts w:ascii="Times New Roman" w:hAnsi="Times New Roman" w:eastAsia="Times New Roman" w:cs="Times New Roman"/>
-              </w:rPr>
-              <w:t xml:space="preserve">0.99 ~ 0.999</w:t>
+                <w:rFonts w:hint="eastAsia" w:ascii="Times New Roman" w:hAnsi="Times New Roman" w:eastAsia="Times New Roman" w:cs="Times New Roman"/>
+              </w:rPr>
+              <w:t xml:space="preserve">0.99～0.999</w:t>
             </w:r>
           </w:p>
         </w:tc>
@@ -11085,9 +10961,9 @@
             </w:pPr>
             <w:r>
               <w:rPr>
-                <w:rFonts w:ascii="Times New Roman" w:hAnsi="Times New Roman" w:eastAsia="Times New Roman" w:cs="Times New Roman"/>
-              </w:rPr>
-              <w:t xml:space="preserve">0.95 ~ 0.99</w:t>
+                <w:rFonts w:hint="eastAsia" w:ascii="Times New Roman" w:hAnsi="Times New Roman" w:eastAsia="Times New Roman" w:cs="Times New Roman"/>
+              </w:rPr>
+              <w:t xml:space="preserve">0.95～0.99</w:t>
             </w:r>
           </w:p>
         </w:tc>
@@ -11178,7 +11054,7 @@
                 <w:b/>
                 <w:bCs/>
               </w:rPr>
-              <w:t xml:space="preserve">别用这条线反推物理量</w:t>
+              <w:t xml:space="preserve">不宜用这条线反推物理量</w:t>
             </w:r>
             <w:r>
               <w:rPr>
@@ -11587,7 +11463,7 @@
           <w:b/>
           <w:bCs/>
         </w:rPr>
-        <w:t xml:space="preserve">别直接抄</w:t>
+        <w:t xml:space="preserve">不宜直接采用</w:t>
       </w:r>
       <w:r>
         <w:rPr>
@@ -21027,7 +20903,19 @@
         <w:rPr>
           <w:rFonts w:ascii="Times New Roman" w:hAnsi="Times New Roman" w:eastAsia="Times New Roman" w:cs="Times New Roman"/>
         </w:rPr>
-        <w:t xml:space="preserve"> 300~360 K </w:t>
+        <w:t xml:space="preserve"> </w:t>
+      </w:r>
+      <w:r>
+        <w:rPr>
+          <w:rFonts w:hint="eastAsia" w:ascii="Times New Roman" w:hAnsi="Times New Roman" w:eastAsia="Times New Roman" w:cs="Times New Roman"/>
+        </w:rPr>
+        <w:t xml:space="preserve">300～360</w:t>
+      </w:r>
+      <w:r>
+        <w:rPr>
+          <w:rFonts w:ascii="Times New Roman" w:hAnsi="Times New Roman" w:eastAsia="Times New Roman" w:cs="Times New Roman"/>
+        </w:rPr>
+        <w:t xml:space="preserve"> K </w:t>
       </w:r>
       <w:r>
         <w:rPr>
@@ -29154,7 +29042,7 @@
         <w:rPr>
           <w:rFonts w:hint="eastAsia" w:ascii="Times New Roman" w:hAnsi="Times New Roman" w:eastAsia="FangSong" w:cs="Times New Roman"/>
         </w:rPr>
-        <w:t xml:space="preserve">这一讲能解开哪些坎</w:t>
+        <w:t xml:space="preserve">本讲在化学中的落点</w:t>
       </w:r>
       <w:r>
         <w:rPr>
@@ -29250,7 +29138,7 @@
         <w:rPr>
           <w:rFonts w:hint="eastAsia" w:ascii="Times New Roman" w:hAnsi="Times New Roman" w:eastAsia="FangSong" w:cs="Times New Roman"/>
         </w:rPr>
-        <w:t>不再是死记</w:t>
+        <w:t>不必死记</w:t>
       </w:r>
       <w:r>
         <w:rPr>
